--- a/Üzleti_terv_végleges.docx
+++ b/Üzleti_terv_végleges.docx
@@ -269,8 +269,6 @@
         </w:rPr>
         <w:t>2. Projekt célja</w:t>
       </w:r>
-      <w:bookmarkStart w:id="0" w:name="_GoBack"/>
-      <w:bookmarkEnd w:id="0"/>
     </w:p>
     <w:p>
       <w:pPr>
@@ -874,6 +872,86 @@
     </w:p>
     <w:p>
       <w:pPr>
+        <w:numPr>
+          <w:ilvl w:val="0"/>
+          <w:numId w:val="4"/>
+        </w:numPr>
+        <w:spacing w:before="100" w:beforeAutospacing="1" w:after="100" w:afterAutospacing="1" w:line="240" w:lineRule="auto"/>
+        <w:rPr>
+          <w:rFonts w:ascii="Times New Roman" w:eastAsia="Times New Roman" w:hAnsi="Times New Roman" w:cs="Times New Roman"/>
+          <w:sz w:val="24"/>
+          <w:szCs w:val="24"/>
+          <w:lang w:eastAsia="hu-HU"/>
+        </w:rPr>
+      </w:pPr>
+      <w:r>
+        <w:rPr>
+          <w:rFonts w:ascii="Times New Roman" w:eastAsia="Times New Roman" w:hAnsi="Times New Roman" w:cs="Times New Roman"/>
+          <w:sz w:val="24"/>
+          <w:szCs w:val="24"/>
+          <w:lang w:eastAsia="hu-HU"/>
+        </w:rPr>
+        <w:t>környezetbarát működés</w:t>
+      </w:r>
+    </w:p>
+    <w:p>
+      <w:pPr>
+        <w:spacing w:before="100" w:beforeAutospacing="1" w:after="100" w:afterAutospacing="1" w:line="240" w:lineRule="auto"/>
+        <w:outlineLvl w:val="1"/>
+        <w:rPr>
+          <w:rFonts w:ascii="Times New Roman" w:eastAsia="Times New Roman" w:hAnsi="Times New Roman" w:cs="Times New Roman"/>
+          <w:b/>
+          <w:bCs/>
+          <w:sz w:val="36"/>
+          <w:szCs w:val="36"/>
+          <w:lang w:eastAsia="hu-HU"/>
+        </w:rPr>
+      </w:pPr>
+      <w:r>
+        <w:rPr>
+          <w:rFonts w:ascii="Times New Roman" w:eastAsia="Times New Roman" w:hAnsi="Times New Roman" w:cs="Times New Roman"/>
+          <w:b/>
+          <w:bCs/>
+          <w:sz w:val="36"/>
+          <w:szCs w:val="36"/>
+          <w:lang w:eastAsia="hu-HU"/>
+        </w:rPr>
+        <w:t>4.2 Informatikai eszközbeszerzés</w:t>
+      </w:r>
+    </w:p>
+    <w:p>
+      <w:pPr>
+        <w:spacing w:before="100" w:beforeAutospacing="1" w:after="100" w:afterAutospacing="1" w:line="240" w:lineRule="auto"/>
+        <w:rPr>
+          <w:rFonts w:ascii="Times New Roman" w:eastAsia="Times New Roman" w:hAnsi="Times New Roman" w:cs="Times New Roman"/>
+          <w:sz w:val="24"/>
+          <w:szCs w:val="24"/>
+          <w:lang w:eastAsia="hu-HU"/>
+        </w:rPr>
+      </w:pPr>
+      <w:r>
+        <w:rPr>
+          <w:rFonts w:ascii="Times New Roman" w:eastAsia="Times New Roman" w:hAnsi="Times New Roman" w:cs="Times New Roman"/>
+          <w:b/>
+          <w:bCs/>
+          <w:sz w:val="24"/>
+          <w:szCs w:val="24"/>
+          <w:lang w:eastAsia="hu-HU"/>
+        </w:rPr>
+        <w:t>Költség:</w:t>
+      </w:r>
+      <w:r>
+        <w:rPr>
+          <w:rFonts w:ascii="Times New Roman" w:eastAsia="Times New Roman" w:hAnsi="Times New Roman" w:cs="Times New Roman"/>
+          <w:sz w:val="24"/>
+          <w:szCs w:val="24"/>
+          <w:lang w:eastAsia="hu-HU"/>
+        </w:rPr>
+        <w:t xml:space="preserve"> 5 000 000 Ft</w:t>
+      </w:r>
+    </w:p>
+    <w:p>
+      <w:pPr>
         <w:spacing w:before="100" w:beforeAutospacing="1" w:after="100" w:afterAutospacing="1" w:line="240" w:lineRule="auto"/>
         <w:outlineLvl w:val="2"/>
         <w:rPr>
@@ -894,14 +972,14 @@
           <w:szCs w:val="27"/>
           <w:lang w:eastAsia="hu-HU"/>
         </w:rPr>
-        <w:t>További előny:</w:t>
+        <w:t>Tartalom:</w:t>
       </w:r>
     </w:p>
     <w:p>
       <w:pPr>
         <w:numPr>
           <w:ilvl w:val="0"/>
-          <w:numId w:val="5"/>
+          <w:numId w:val="6"/>
         </w:numPr>
         <w:spacing w:before="100" w:beforeAutospacing="1" w:after="100" w:afterAutospacing="1" w:line="240" w:lineRule="auto"/>
         <w:rPr>
@@ -911,52 +989,21 @@
           <w:lang w:eastAsia="hu-HU"/>
         </w:rPr>
       </w:pPr>
-      <w:proofErr w:type="spellStart"/>
-      <w:r>
-        <w:rPr>
-          <w:rFonts w:ascii="Times New Roman" w:eastAsia="Times New Roman" w:hAnsi="Times New Roman" w:cs="Times New Roman"/>
-          <w:sz w:val="24"/>
-          <w:szCs w:val="24"/>
-          <w:lang w:eastAsia="hu-HU"/>
-        </w:rPr>
-        <w:t>plug</w:t>
-      </w:r>
-      <w:proofErr w:type="spellEnd"/>
-      <w:r>
-        <w:rPr>
-          <w:rFonts w:ascii="Times New Roman" w:eastAsia="Times New Roman" w:hAnsi="Times New Roman" w:cs="Times New Roman"/>
-          <w:sz w:val="24"/>
-          <w:szCs w:val="24"/>
-          <w:lang w:eastAsia="hu-HU"/>
-        </w:rPr>
-        <w:t xml:space="preserve">-in </w:t>
-      </w:r>
-      <w:proofErr w:type="spellStart"/>
-      <w:r>
-        <w:rPr>
-          <w:rFonts w:ascii="Times New Roman" w:eastAsia="Times New Roman" w:hAnsi="Times New Roman" w:cs="Times New Roman"/>
-          <w:sz w:val="24"/>
-          <w:szCs w:val="24"/>
-          <w:lang w:eastAsia="hu-HU"/>
-        </w:rPr>
-        <w:t>hybrid</w:t>
-      </w:r>
-      <w:proofErr w:type="spellEnd"/>
-      <w:r>
-        <w:rPr>
-          <w:rFonts w:ascii="Times New Roman" w:eastAsia="Times New Roman" w:hAnsi="Times New Roman" w:cs="Times New Roman"/>
-          <w:sz w:val="24"/>
-          <w:szCs w:val="24"/>
-          <w:lang w:eastAsia="hu-HU"/>
-        </w:rPr>
-        <w:t xml:space="preserve"> → alacsony üzemeltetési költség</w:t>
+      <w:r>
+        <w:rPr>
+          <w:rFonts w:ascii="Times New Roman" w:eastAsia="Times New Roman" w:hAnsi="Times New Roman" w:cs="Times New Roman"/>
+          <w:sz w:val="24"/>
+          <w:szCs w:val="24"/>
+          <w:lang w:eastAsia="hu-HU"/>
+        </w:rPr>
+        <w:t>3 db nagy teljesítményű fejlesztői laptop</w:t>
       </w:r>
     </w:p>
     <w:p>
       <w:pPr>
         <w:numPr>
           <w:ilvl w:val="0"/>
-          <w:numId w:val="5"/>
+          <w:numId w:val="6"/>
         </w:numPr>
         <w:spacing w:before="100" w:beforeAutospacing="1" w:after="100" w:afterAutospacing="1" w:line="240" w:lineRule="auto"/>
         <w:rPr>
@@ -973,7 +1020,176 @@
           <w:szCs w:val="24"/>
           <w:lang w:eastAsia="hu-HU"/>
         </w:rPr>
-        <w:t>környezetbarát működés → pályázati plusz pont</w:t>
+        <w:t>dokkoló állomások</w:t>
+      </w:r>
+    </w:p>
+    <w:p>
+      <w:pPr>
+        <w:numPr>
+          <w:ilvl w:val="0"/>
+          <w:numId w:val="6"/>
+        </w:numPr>
+        <w:spacing w:before="100" w:beforeAutospacing="1" w:after="100" w:afterAutospacing="1" w:line="240" w:lineRule="auto"/>
+        <w:rPr>
+          <w:rFonts w:ascii="Times New Roman" w:eastAsia="Times New Roman" w:hAnsi="Times New Roman" w:cs="Times New Roman"/>
+          <w:sz w:val="24"/>
+          <w:szCs w:val="24"/>
+          <w:lang w:eastAsia="hu-HU"/>
+        </w:rPr>
+      </w:pPr>
+      <w:r>
+        <w:rPr>
+          <w:rFonts w:ascii="Times New Roman" w:eastAsia="Times New Roman" w:hAnsi="Times New Roman" w:cs="Times New Roman"/>
+          <w:sz w:val="24"/>
+          <w:szCs w:val="24"/>
+          <w:lang w:eastAsia="hu-HU"/>
+        </w:rPr>
+        <w:t>monitorok</w:t>
+      </w:r>
+    </w:p>
+    <w:p>
+      <w:pPr>
+        <w:numPr>
+          <w:ilvl w:val="0"/>
+          <w:numId w:val="6"/>
+        </w:numPr>
+        <w:spacing w:before="100" w:beforeAutospacing="1" w:after="100" w:afterAutospacing="1" w:line="240" w:lineRule="auto"/>
+        <w:rPr>
+          <w:rFonts w:ascii="Times New Roman" w:eastAsia="Times New Roman" w:hAnsi="Times New Roman" w:cs="Times New Roman"/>
+          <w:sz w:val="24"/>
+          <w:szCs w:val="24"/>
+          <w:lang w:eastAsia="hu-HU"/>
+        </w:rPr>
+      </w:pPr>
+      <w:r>
+        <w:rPr>
+          <w:rFonts w:ascii="Times New Roman" w:eastAsia="Times New Roman" w:hAnsi="Times New Roman" w:cs="Times New Roman"/>
+          <w:sz w:val="24"/>
+          <w:szCs w:val="24"/>
+          <w:lang w:eastAsia="hu-HU"/>
+        </w:rPr>
+        <w:t>billentyűzet, egér</w:t>
+      </w:r>
+    </w:p>
+    <w:p>
+      <w:pPr>
+        <w:numPr>
+          <w:ilvl w:val="0"/>
+          <w:numId w:val="6"/>
+        </w:numPr>
+        <w:spacing w:before="100" w:beforeAutospacing="1" w:after="100" w:afterAutospacing="1" w:line="240" w:lineRule="auto"/>
+        <w:rPr>
+          <w:rFonts w:ascii="Times New Roman" w:eastAsia="Times New Roman" w:hAnsi="Times New Roman" w:cs="Times New Roman"/>
+          <w:sz w:val="24"/>
+          <w:szCs w:val="24"/>
+          <w:lang w:eastAsia="hu-HU"/>
+        </w:rPr>
+      </w:pPr>
+      <w:r>
+        <w:rPr>
+          <w:rFonts w:ascii="Times New Roman" w:eastAsia="Times New Roman" w:hAnsi="Times New Roman" w:cs="Times New Roman"/>
+          <w:sz w:val="24"/>
+          <w:szCs w:val="24"/>
+          <w:lang w:eastAsia="hu-HU"/>
+        </w:rPr>
+        <w:t>hordozható kiegészítők</w:t>
+      </w:r>
+    </w:p>
+    <w:p>
+      <w:pPr>
+        <w:spacing w:before="100" w:beforeAutospacing="1" w:after="100" w:afterAutospacing="1" w:line="240" w:lineRule="auto"/>
+        <w:outlineLvl w:val="2"/>
+        <w:rPr>
+          <w:rFonts w:ascii="Times New Roman" w:eastAsia="Times New Roman" w:hAnsi="Times New Roman" w:cs="Times New Roman"/>
+          <w:b/>
+          <w:bCs/>
+          <w:sz w:val="27"/>
+          <w:szCs w:val="27"/>
+          <w:lang w:eastAsia="hu-HU"/>
+        </w:rPr>
+      </w:pPr>
+      <w:r>
+        <w:rPr>
+          <w:rFonts w:ascii="Times New Roman" w:eastAsia="Times New Roman" w:hAnsi="Times New Roman" w:cs="Times New Roman"/>
+          <w:b/>
+          <w:bCs/>
+          <w:sz w:val="27"/>
+          <w:szCs w:val="27"/>
+          <w:lang w:eastAsia="hu-HU"/>
+        </w:rPr>
+        <w:t>Indoklás:</w:t>
+      </w:r>
+    </w:p>
+    <w:p>
+      <w:pPr>
+        <w:numPr>
+          <w:ilvl w:val="0"/>
+          <w:numId w:val="7"/>
+        </w:numPr>
+        <w:spacing w:before="100" w:beforeAutospacing="1" w:after="100" w:afterAutospacing="1" w:line="240" w:lineRule="auto"/>
+        <w:rPr>
+          <w:rFonts w:ascii="Times New Roman" w:eastAsia="Times New Roman" w:hAnsi="Times New Roman" w:cs="Times New Roman"/>
+          <w:sz w:val="24"/>
+          <w:szCs w:val="24"/>
+          <w:lang w:eastAsia="hu-HU"/>
+        </w:rPr>
+      </w:pPr>
+      <w:r>
+        <w:rPr>
+          <w:rFonts w:ascii="Times New Roman" w:eastAsia="Times New Roman" w:hAnsi="Times New Roman" w:cs="Times New Roman"/>
+          <w:sz w:val="24"/>
+          <w:szCs w:val="24"/>
+          <w:lang w:eastAsia="hu-HU"/>
+        </w:rPr>
+        <w:t>nagy erőforrásigényű fejlesztési feladatok</w:t>
+      </w:r>
+    </w:p>
+    <w:p>
+      <w:pPr>
+        <w:numPr>
+          <w:ilvl w:val="0"/>
+          <w:numId w:val="7"/>
+        </w:numPr>
+        <w:spacing w:before="100" w:beforeAutospacing="1" w:after="100" w:afterAutospacing="1" w:line="240" w:lineRule="auto"/>
+        <w:rPr>
+          <w:rFonts w:ascii="Times New Roman" w:eastAsia="Times New Roman" w:hAnsi="Times New Roman" w:cs="Times New Roman"/>
+          <w:sz w:val="24"/>
+          <w:szCs w:val="24"/>
+          <w:lang w:eastAsia="hu-HU"/>
+        </w:rPr>
+      </w:pPr>
+      <w:r>
+        <w:rPr>
+          <w:rFonts w:ascii="Times New Roman" w:eastAsia="Times New Roman" w:hAnsi="Times New Roman" w:cs="Times New Roman"/>
+          <w:sz w:val="24"/>
+          <w:szCs w:val="24"/>
+          <w:lang w:eastAsia="hu-HU"/>
+        </w:rPr>
+        <w:t>párhuzamos munkavégzés</w:t>
+      </w:r>
+    </w:p>
+    <w:p>
+      <w:pPr>
+        <w:numPr>
+          <w:ilvl w:val="0"/>
+          <w:numId w:val="7"/>
+        </w:numPr>
+        <w:spacing w:before="100" w:beforeAutospacing="1" w:after="100" w:afterAutospacing="1" w:line="240" w:lineRule="auto"/>
+        <w:rPr>
+          <w:rFonts w:ascii="Times New Roman" w:eastAsia="Times New Roman" w:hAnsi="Times New Roman" w:cs="Times New Roman"/>
+          <w:sz w:val="24"/>
+          <w:szCs w:val="24"/>
+          <w:lang w:eastAsia="hu-HU"/>
+        </w:rPr>
+      </w:pPr>
+      <w:r>
+        <w:rPr>
+          <w:rFonts w:ascii="Times New Roman" w:eastAsia="Times New Roman" w:hAnsi="Times New Roman" w:cs="Times New Roman"/>
+          <w:sz w:val="24"/>
+          <w:szCs w:val="24"/>
+          <w:lang w:eastAsia="hu-HU"/>
+        </w:rPr>
+        <w:t>hatékonyságnövelés</w:t>
       </w:r>
     </w:p>
     <w:p>
@@ -1009,297 +1225,9 @@
           <w:szCs w:val="36"/>
           <w:lang w:eastAsia="hu-HU"/>
         </w:rPr>
-        <w:t>4.2 Informatikai eszközbeszerzés</w:t>
-      </w:r>
-    </w:p>
-    <w:p>
-      <w:pPr>
-        <w:spacing w:before="100" w:beforeAutospacing="1" w:after="100" w:afterAutospacing="1" w:line="240" w:lineRule="auto"/>
-        <w:rPr>
-          <w:rFonts w:ascii="Times New Roman" w:eastAsia="Times New Roman" w:hAnsi="Times New Roman" w:cs="Times New Roman"/>
-          <w:sz w:val="24"/>
-          <w:szCs w:val="24"/>
-          <w:lang w:eastAsia="hu-HU"/>
-        </w:rPr>
-      </w:pPr>
-      <w:r>
-        <w:rPr>
-          <w:rFonts w:ascii="Times New Roman" w:eastAsia="Times New Roman" w:hAnsi="Times New Roman" w:cs="Times New Roman"/>
-          <w:b/>
-          <w:bCs/>
-          <w:sz w:val="24"/>
-          <w:szCs w:val="24"/>
-          <w:lang w:eastAsia="hu-HU"/>
-        </w:rPr>
-        <w:t>Költség:</w:t>
-      </w:r>
-      <w:r>
-        <w:rPr>
-          <w:rFonts w:ascii="Times New Roman" w:eastAsia="Times New Roman" w:hAnsi="Times New Roman" w:cs="Times New Roman"/>
-          <w:sz w:val="24"/>
-          <w:szCs w:val="24"/>
-          <w:lang w:eastAsia="hu-HU"/>
-        </w:rPr>
-        <w:t xml:space="preserve"> 5 000 000 Ft</w:t>
-      </w:r>
-    </w:p>
-    <w:p>
-      <w:pPr>
-        <w:spacing w:before="100" w:beforeAutospacing="1" w:after="100" w:afterAutospacing="1" w:line="240" w:lineRule="auto"/>
-        <w:outlineLvl w:val="2"/>
-        <w:rPr>
-          <w:rFonts w:ascii="Times New Roman" w:eastAsia="Times New Roman" w:hAnsi="Times New Roman" w:cs="Times New Roman"/>
-          <w:b/>
-          <w:bCs/>
-          <w:sz w:val="27"/>
-          <w:szCs w:val="27"/>
-          <w:lang w:eastAsia="hu-HU"/>
-        </w:rPr>
-      </w:pPr>
-      <w:r>
-        <w:rPr>
-          <w:rFonts w:ascii="Times New Roman" w:eastAsia="Times New Roman" w:hAnsi="Times New Roman" w:cs="Times New Roman"/>
-          <w:b/>
-          <w:bCs/>
-          <w:sz w:val="27"/>
-          <w:szCs w:val="27"/>
-          <w:lang w:eastAsia="hu-HU"/>
-        </w:rPr>
-        <w:t>Tartalom:</w:t>
-      </w:r>
-    </w:p>
-    <w:p>
-      <w:pPr>
-        <w:numPr>
-          <w:ilvl w:val="0"/>
-          <w:numId w:val="6"/>
-        </w:numPr>
-        <w:spacing w:before="100" w:beforeAutospacing="1" w:after="100" w:afterAutospacing="1" w:line="240" w:lineRule="auto"/>
-        <w:rPr>
-          <w:rFonts w:ascii="Times New Roman" w:eastAsia="Times New Roman" w:hAnsi="Times New Roman" w:cs="Times New Roman"/>
-          <w:sz w:val="24"/>
-          <w:szCs w:val="24"/>
-          <w:lang w:eastAsia="hu-HU"/>
-        </w:rPr>
-      </w:pPr>
-      <w:r>
-        <w:rPr>
-          <w:rFonts w:ascii="Times New Roman" w:eastAsia="Times New Roman" w:hAnsi="Times New Roman" w:cs="Times New Roman"/>
-          <w:sz w:val="24"/>
-          <w:szCs w:val="24"/>
-          <w:lang w:eastAsia="hu-HU"/>
-        </w:rPr>
-        <w:t>3 db nagy teljesítményű fejlesztői laptop</w:t>
-      </w:r>
-    </w:p>
-    <w:p>
-      <w:pPr>
-        <w:numPr>
-          <w:ilvl w:val="0"/>
-          <w:numId w:val="6"/>
-        </w:numPr>
-        <w:spacing w:before="100" w:beforeAutospacing="1" w:after="100" w:afterAutospacing="1" w:line="240" w:lineRule="auto"/>
-        <w:rPr>
-          <w:rFonts w:ascii="Times New Roman" w:eastAsia="Times New Roman" w:hAnsi="Times New Roman" w:cs="Times New Roman"/>
-          <w:sz w:val="24"/>
-          <w:szCs w:val="24"/>
-          <w:lang w:eastAsia="hu-HU"/>
-        </w:rPr>
-      </w:pPr>
-      <w:r>
-        <w:rPr>
-          <w:rFonts w:ascii="Times New Roman" w:eastAsia="Times New Roman" w:hAnsi="Times New Roman" w:cs="Times New Roman"/>
-          <w:sz w:val="24"/>
-          <w:szCs w:val="24"/>
-          <w:lang w:eastAsia="hu-HU"/>
-        </w:rPr>
-        <w:t>dokkoló állomások</w:t>
-      </w:r>
-    </w:p>
-    <w:p>
-      <w:pPr>
-        <w:numPr>
-          <w:ilvl w:val="0"/>
-          <w:numId w:val="6"/>
-        </w:numPr>
-        <w:spacing w:before="100" w:beforeAutospacing="1" w:after="100" w:afterAutospacing="1" w:line="240" w:lineRule="auto"/>
-        <w:rPr>
-          <w:rFonts w:ascii="Times New Roman" w:eastAsia="Times New Roman" w:hAnsi="Times New Roman" w:cs="Times New Roman"/>
-          <w:sz w:val="24"/>
-          <w:szCs w:val="24"/>
-          <w:lang w:eastAsia="hu-HU"/>
-        </w:rPr>
-      </w:pPr>
-      <w:r>
-        <w:rPr>
-          <w:rFonts w:ascii="Times New Roman" w:eastAsia="Times New Roman" w:hAnsi="Times New Roman" w:cs="Times New Roman"/>
-          <w:sz w:val="24"/>
-          <w:szCs w:val="24"/>
-          <w:lang w:eastAsia="hu-HU"/>
-        </w:rPr>
-        <w:t>monitorok</w:t>
-      </w:r>
-    </w:p>
-    <w:p>
-      <w:pPr>
-        <w:numPr>
-          <w:ilvl w:val="0"/>
-          <w:numId w:val="6"/>
-        </w:numPr>
-        <w:spacing w:before="100" w:beforeAutospacing="1" w:after="100" w:afterAutospacing="1" w:line="240" w:lineRule="auto"/>
-        <w:rPr>
-          <w:rFonts w:ascii="Times New Roman" w:eastAsia="Times New Roman" w:hAnsi="Times New Roman" w:cs="Times New Roman"/>
-          <w:sz w:val="24"/>
-          <w:szCs w:val="24"/>
-          <w:lang w:eastAsia="hu-HU"/>
-        </w:rPr>
-      </w:pPr>
-      <w:r>
-        <w:rPr>
-          <w:rFonts w:ascii="Times New Roman" w:eastAsia="Times New Roman" w:hAnsi="Times New Roman" w:cs="Times New Roman"/>
-          <w:sz w:val="24"/>
-          <w:szCs w:val="24"/>
-          <w:lang w:eastAsia="hu-HU"/>
-        </w:rPr>
-        <w:t>billentyűzet, egér</w:t>
-      </w:r>
-    </w:p>
-    <w:p>
-      <w:pPr>
-        <w:numPr>
-          <w:ilvl w:val="0"/>
-          <w:numId w:val="6"/>
-        </w:numPr>
-        <w:spacing w:before="100" w:beforeAutospacing="1" w:after="100" w:afterAutospacing="1" w:line="240" w:lineRule="auto"/>
-        <w:rPr>
-          <w:rFonts w:ascii="Times New Roman" w:eastAsia="Times New Roman" w:hAnsi="Times New Roman" w:cs="Times New Roman"/>
-          <w:sz w:val="24"/>
-          <w:szCs w:val="24"/>
-          <w:lang w:eastAsia="hu-HU"/>
-        </w:rPr>
-      </w:pPr>
-      <w:r>
-        <w:rPr>
-          <w:rFonts w:ascii="Times New Roman" w:eastAsia="Times New Roman" w:hAnsi="Times New Roman" w:cs="Times New Roman"/>
-          <w:sz w:val="24"/>
-          <w:szCs w:val="24"/>
-          <w:lang w:eastAsia="hu-HU"/>
-        </w:rPr>
-        <w:t>hordozható kiegészítők</w:t>
-      </w:r>
-    </w:p>
-    <w:p>
-      <w:pPr>
-        <w:spacing w:after="0" w:line="240" w:lineRule="auto"/>
-        <w:rPr>
-          <w:rFonts w:ascii="Times New Roman" w:eastAsia="Times New Roman" w:hAnsi="Times New Roman" w:cs="Times New Roman"/>
-          <w:sz w:val="24"/>
-          <w:szCs w:val="24"/>
-          <w:lang w:eastAsia="hu-HU"/>
-        </w:rPr>
-      </w:pPr>
-    </w:p>
-    <w:p>
-      <w:pPr>
-        <w:spacing w:before="100" w:beforeAutospacing="1" w:after="100" w:afterAutospacing="1" w:line="240" w:lineRule="auto"/>
-        <w:outlineLvl w:val="2"/>
-        <w:rPr>
-          <w:rFonts w:ascii="Times New Roman" w:eastAsia="Times New Roman" w:hAnsi="Times New Roman" w:cs="Times New Roman"/>
-          <w:b/>
-          <w:bCs/>
-          <w:sz w:val="27"/>
-          <w:szCs w:val="27"/>
-          <w:lang w:eastAsia="hu-HU"/>
-        </w:rPr>
-      </w:pPr>
-      <w:r>
-        <w:rPr>
-          <w:rFonts w:ascii="Times New Roman" w:eastAsia="Times New Roman" w:hAnsi="Times New Roman" w:cs="Times New Roman"/>
-          <w:b/>
-          <w:bCs/>
-          <w:sz w:val="27"/>
-          <w:szCs w:val="27"/>
-          <w:lang w:eastAsia="hu-HU"/>
-        </w:rPr>
-        <w:t>Indoklás:</w:t>
-      </w:r>
-    </w:p>
-    <w:p>
-      <w:pPr>
-        <w:numPr>
-          <w:ilvl w:val="0"/>
-          <w:numId w:val="7"/>
-        </w:numPr>
-        <w:spacing w:before="100" w:beforeAutospacing="1" w:after="100" w:afterAutospacing="1" w:line="240" w:lineRule="auto"/>
-        <w:rPr>
-          <w:rFonts w:ascii="Times New Roman" w:eastAsia="Times New Roman" w:hAnsi="Times New Roman" w:cs="Times New Roman"/>
-          <w:sz w:val="24"/>
-          <w:szCs w:val="24"/>
-          <w:lang w:eastAsia="hu-HU"/>
-        </w:rPr>
-      </w:pPr>
-      <w:r>
-        <w:rPr>
-          <w:rFonts w:ascii="Times New Roman" w:eastAsia="Times New Roman" w:hAnsi="Times New Roman" w:cs="Times New Roman"/>
-          <w:sz w:val="24"/>
-          <w:szCs w:val="24"/>
-          <w:lang w:eastAsia="hu-HU"/>
-        </w:rPr>
-        <w:t>nagy erőforrásigényű fejlesztési feladatok</w:t>
-      </w:r>
-    </w:p>
-    <w:p>
-      <w:pPr>
-        <w:numPr>
-          <w:ilvl w:val="0"/>
-          <w:numId w:val="7"/>
-        </w:numPr>
-        <w:spacing w:before="100" w:beforeAutospacing="1" w:after="100" w:afterAutospacing="1" w:line="240" w:lineRule="auto"/>
-        <w:rPr>
-          <w:rFonts w:ascii="Times New Roman" w:eastAsia="Times New Roman" w:hAnsi="Times New Roman" w:cs="Times New Roman"/>
-          <w:sz w:val="24"/>
-          <w:szCs w:val="24"/>
-          <w:lang w:eastAsia="hu-HU"/>
-        </w:rPr>
-      </w:pPr>
-      <w:r>
-        <w:rPr>
-          <w:rFonts w:ascii="Times New Roman" w:eastAsia="Times New Roman" w:hAnsi="Times New Roman" w:cs="Times New Roman"/>
-          <w:sz w:val="24"/>
-          <w:szCs w:val="24"/>
-          <w:lang w:eastAsia="hu-HU"/>
-        </w:rPr>
-        <w:t>párhuzamos munkavégzés</w:t>
-      </w:r>
-    </w:p>
-    <w:p>
-      <w:pPr>
-        <w:numPr>
-          <w:ilvl w:val="0"/>
-          <w:numId w:val="7"/>
-        </w:numPr>
-        <w:spacing w:before="100" w:beforeAutospacing="1" w:after="100" w:afterAutospacing="1" w:line="240" w:lineRule="auto"/>
-        <w:rPr>
-          <w:rFonts w:ascii="Times New Roman" w:eastAsia="Times New Roman" w:hAnsi="Times New Roman" w:cs="Times New Roman"/>
-          <w:sz w:val="24"/>
-          <w:szCs w:val="24"/>
-          <w:lang w:eastAsia="hu-HU"/>
-        </w:rPr>
-      </w:pPr>
-      <w:r>
-        <w:rPr>
-          <w:rFonts w:ascii="Times New Roman" w:eastAsia="Times New Roman" w:hAnsi="Times New Roman" w:cs="Times New Roman"/>
-          <w:sz w:val="24"/>
-          <w:szCs w:val="24"/>
-          <w:lang w:eastAsia="hu-HU"/>
-        </w:rPr>
-        <w:t>hatékonyságnövelés</w:t>
-      </w:r>
-    </w:p>
-    <w:p>
-      <w:pPr>
-        <w:spacing w:before="100" w:beforeAutospacing="1" w:after="100" w:afterAutospacing="1" w:line="240" w:lineRule="auto"/>
-        <w:outlineLvl w:val="1"/>
+        <w:t>5</w:t>
+      </w:r>
+      <w:r>
         <w:rPr>
           <w:rFonts w:ascii="Times New Roman" w:eastAsia="Times New Roman" w:hAnsi="Times New Roman" w:cs="Times New Roman"/>
           <w:b/>
@@ -1308,8 +1236,123 @@
           <w:szCs w:val="36"/>
           <w:lang w:eastAsia="hu-HU"/>
         </w:rPr>
-      </w:pPr>
-      <w:r>
+        <w:t>. Várható eredmények</w:t>
+      </w:r>
+    </w:p>
+    <w:p>
+      <w:pPr>
+        <w:numPr>
+          <w:ilvl w:val="0"/>
+          <w:numId w:val="9"/>
+        </w:numPr>
+        <w:spacing w:before="100" w:beforeAutospacing="1" w:after="100" w:afterAutospacing="1" w:line="240" w:lineRule="auto"/>
+        <w:rPr>
+          <w:rFonts w:ascii="Times New Roman" w:eastAsia="Times New Roman" w:hAnsi="Times New Roman" w:cs="Times New Roman"/>
+          <w:sz w:val="24"/>
+          <w:szCs w:val="24"/>
+          <w:lang w:eastAsia="hu-HU"/>
+        </w:rPr>
+      </w:pPr>
+      <w:r>
+        <w:rPr>
+          <w:rFonts w:ascii="Times New Roman" w:eastAsia="Times New Roman" w:hAnsi="Times New Roman" w:cs="Times New Roman"/>
+          <w:sz w:val="24"/>
+          <w:szCs w:val="24"/>
+          <w:lang w:eastAsia="hu-HU"/>
+        </w:rPr>
+        <w:t>ügyfélkör bővülése</w:t>
+      </w:r>
+    </w:p>
+    <w:p>
+      <w:pPr>
+        <w:numPr>
+          <w:ilvl w:val="0"/>
+          <w:numId w:val="9"/>
+        </w:numPr>
+        <w:spacing w:before="100" w:beforeAutospacing="1" w:after="100" w:afterAutospacing="1" w:line="240" w:lineRule="auto"/>
+        <w:rPr>
+          <w:rFonts w:ascii="Times New Roman" w:eastAsia="Times New Roman" w:hAnsi="Times New Roman" w:cs="Times New Roman"/>
+          <w:sz w:val="24"/>
+          <w:szCs w:val="24"/>
+          <w:lang w:eastAsia="hu-HU"/>
+        </w:rPr>
+      </w:pPr>
+      <w:r>
+        <w:rPr>
+          <w:rFonts w:ascii="Times New Roman" w:eastAsia="Times New Roman" w:hAnsi="Times New Roman" w:cs="Times New Roman"/>
+          <w:sz w:val="24"/>
+          <w:szCs w:val="24"/>
+          <w:lang w:eastAsia="hu-HU"/>
+        </w:rPr>
+        <w:t>gyorsabb kiszolgálás</w:t>
+      </w:r>
+    </w:p>
+    <w:p>
+      <w:pPr>
+        <w:numPr>
+          <w:ilvl w:val="0"/>
+          <w:numId w:val="9"/>
+        </w:numPr>
+        <w:spacing w:before="100" w:beforeAutospacing="1" w:after="100" w:afterAutospacing="1" w:line="240" w:lineRule="auto"/>
+        <w:rPr>
+          <w:rFonts w:ascii="Times New Roman" w:eastAsia="Times New Roman" w:hAnsi="Times New Roman" w:cs="Times New Roman"/>
+          <w:sz w:val="24"/>
+          <w:szCs w:val="24"/>
+          <w:lang w:eastAsia="hu-HU"/>
+        </w:rPr>
+      </w:pPr>
+      <w:r>
+        <w:rPr>
+          <w:rFonts w:ascii="Times New Roman" w:eastAsia="Times New Roman" w:hAnsi="Times New Roman" w:cs="Times New Roman"/>
+          <w:sz w:val="24"/>
+          <w:szCs w:val="24"/>
+          <w:lang w:eastAsia="hu-HU"/>
+        </w:rPr>
+        <w:t>magasabb árbevétel</w:t>
+      </w:r>
+      <w:bookmarkStart w:id="0" w:name="_GoBack"/>
+      <w:bookmarkEnd w:id="0"/>
+    </w:p>
+    <w:p>
+      <w:pPr>
+        <w:numPr>
+          <w:ilvl w:val="0"/>
+          <w:numId w:val="9"/>
+        </w:numPr>
+        <w:spacing w:before="100" w:beforeAutospacing="1" w:after="100" w:afterAutospacing="1" w:line="240" w:lineRule="auto"/>
+        <w:rPr>
+          <w:rFonts w:ascii="Times New Roman" w:eastAsia="Times New Roman" w:hAnsi="Times New Roman" w:cs="Times New Roman"/>
+          <w:sz w:val="24"/>
+          <w:szCs w:val="24"/>
+          <w:lang w:eastAsia="hu-HU"/>
+        </w:rPr>
+      </w:pPr>
+      <w:r>
+        <w:rPr>
+          <w:rFonts w:ascii="Times New Roman" w:eastAsia="Times New Roman" w:hAnsi="Times New Roman" w:cs="Times New Roman"/>
+          <w:sz w:val="24"/>
+          <w:szCs w:val="24"/>
+          <w:lang w:eastAsia="hu-HU"/>
+        </w:rPr>
+        <w:lastRenderedPageBreak/>
+        <w:t>versenyképesség növekedése</w:t>
+      </w:r>
+    </w:p>
+    <w:p>
+      <w:pPr>
+        <w:spacing w:after="0" w:line="240" w:lineRule="auto"/>
+        <w:rPr>
+          <w:rFonts w:ascii="Times New Roman" w:eastAsia="Times New Roman" w:hAnsi="Times New Roman" w:cs="Times New Roman"/>
+          <w:sz w:val="24"/>
+          <w:szCs w:val="24"/>
+          <w:lang w:eastAsia="hu-HU"/>
+        </w:rPr>
+      </w:pPr>
+    </w:p>
+    <w:p>
+      <w:pPr>
+        <w:spacing w:before="100" w:beforeAutospacing="1" w:after="100" w:afterAutospacing="1" w:line="240" w:lineRule="auto"/>
+        <w:outlineLvl w:val="1"/>
         <w:rPr>
           <w:rFonts w:ascii="Times New Roman" w:eastAsia="Times New Roman" w:hAnsi="Times New Roman" w:cs="Times New Roman"/>
           <w:b/>
@@ -1318,93 +1361,8 @@
           <w:szCs w:val="36"/>
           <w:lang w:eastAsia="hu-HU"/>
         </w:rPr>
-        <w:lastRenderedPageBreak/>
-        <w:t>5. Humán erőforrás</w:t>
-      </w:r>
-    </w:p>
-    <w:p>
-      <w:pPr>
-        <w:spacing w:before="100" w:beforeAutospacing="1" w:after="100" w:afterAutospacing="1" w:line="240" w:lineRule="auto"/>
-        <w:rPr>
-          <w:rFonts w:ascii="Times New Roman" w:eastAsia="Times New Roman" w:hAnsi="Times New Roman" w:cs="Times New Roman"/>
-          <w:sz w:val="24"/>
-          <w:szCs w:val="24"/>
-          <w:lang w:eastAsia="hu-HU"/>
-        </w:rPr>
-      </w:pPr>
-      <w:r>
-        <w:rPr>
-          <w:rFonts w:ascii="Times New Roman" w:eastAsia="Times New Roman" w:hAnsi="Times New Roman" w:cs="Times New Roman"/>
-          <w:sz w:val="24"/>
-          <w:szCs w:val="24"/>
-          <w:lang w:eastAsia="hu-HU"/>
-        </w:rPr>
-        <w:t>A projektben részt vevő 3 fő:</w:t>
-      </w:r>
-    </w:p>
-    <w:p>
-      <w:pPr>
-        <w:numPr>
-          <w:ilvl w:val="0"/>
-          <w:numId w:val="8"/>
-        </w:numPr>
-        <w:spacing w:before="100" w:beforeAutospacing="1" w:after="100" w:afterAutospacing="1" w:line="240" w:lineRule="auto"/>
-        <w:rPr>
-          <w:rFonts w:ascii="Times New Roman" w:eastAsia="Times New Roman" w:hAnsi="Times New Roman" w:cs="Times New Roman"/>
-          <w:sz w:val="24"/>
-          <w:szCs w:val="24"/>
-          <w:lang w:eastAsia="hu-HU"/>
-        </w:rPr>
-      </w:pPr>
-      <w:r>
-        <w:rPr>
-          <w:rFonts w:ascii="Times New Roman" w:eastAsia="Times New Roman" w:hAnsi="Times New Roman" w:cs="Times New Roman"/>
-          <w:sz w:val="24"/>
-          <w:szCs w:val="24"/>
-          <w:lang w:eastAsia="hu-HU"/>
-        </w:rPr>
-        <w:t>2 fő szoftverfejlesztő</w:t>
-      </w:r>
-    </w:p>
-    <w:p>
-      <w:pPr>
-        <w:numPr>
-          <w:ilvl w:val="0"/>
-          <w:numId w:val="8"/>
-        </w:numPr>
-        <w:spacing w:before="100" w:beforeAutospacing="1" w:after="100" w:afterAutospacing="1" w:line="240" w:lineRule="auto"/>
-        <w:rPr>
-          <w:rFonts w:ascii="Times New Roman" w:eastAsia="Times New Roman" w:hAnsi="Times New Roman" w:cs="Times New Roman"/>
-          <w:sz w:val="24"/>
-          <w:szCs w:val="24"/>
-          <w:lang w:eastAsia="hu-HU"/>
-        </w:rPr>
-      </w:pPr>
-      <w:r>
-        <w:rPr>
-          <w:rFonts w:ascii="Times New Roman" w:eastAsia="Times New Roman" w:hAnsi="Times New Roman" w:cs="Times New Roman"/>
-          <w:sz w:val="24"/>
-          <w:szCs w:val="24"/>
-          <w:lang w:eastAsia="hu-HU"/>
-        </w:rPr>
-        <w:t>1 fő rendszermérnök / IT tanácsadó</w:t>
-      </w:r>
-    </w:p>
-    <w:p>
-      <w:pPr>
-        <w:spacing w:after="0" w:line="240" w:lineRule="auto"/>
-        <w:rPr>
-          <w:rFonts w:ascii="Times New Roman" w:eastAsia="Times New Roman" w:hAnsi="Times New Roman" w:cs="Times New Roman"/>
-          <w:sz w:val="24"/>
-          <w:szCs w:val="24"/>
-          <w:lang w:eastAsia="hu-HU"/>
-        </w:rPr>
-      </w:pPr>
-    </w:p>
-    <w:p>
-      <w:pPr>
-        <w:spacing w:before="100" w:beforeAutospacing="1" w:after="100" w:afterAutospacing="1" w:line="240" w:lineRule="auto"/>
-        <w:outlineLvl w:val="1"/>
+      </w:pPr>
+      <w:r>
         <w:rPr>
           <w:rFonts w:ascii="Times New Roman" w:eastAsia="Times New Roman" w:hAnsi="Times New Roman" w:cs="Times New Roman"/>
           <w:b/>
@@ -1413,7 +1371,8 @@
           <w:szCs w:val="36"/>
           <w:lang w:eastAsia="hu-HU"/>
         </w:rPr>
-      </w:pPr>
+        <w:t>6</w:t>
+      </w:r>
       <w:r>
         <w:rPr>
           <w:rFonts w:ascii="Times New Roman" w:eastAsia="Times New Roman" w:hAnsi="Times New Roman" w:cs="Times New Roman"/>
@@ -1423,14 +1382,14 @@
           <w:szCs w:val="36"/>
           <w:lang w:eastAsia="hu-HU"/>
         </w:rPr>
-        <w:t>6. Várható eredmények</w:t>
+        <w:t>. Fenntarthatóság</w:t>
       </w:r>
     </w:p>
     <w:p>
       <w:pPr>
         <w:numPr>
           <w:ilvl w:val="0"/>
-          <w:numId w:val="9"/>
+          <w:numId w:val="10"/>
         </w:numPr>
         <w:spacing w:before="100" w:beforeAutospacing="1" w:after="100" w:afterAutospacing="1" w:line="240" w:lineRule="auto"/>
         <w:rPr>
@@ -1447,14 +1406,14 @@
           <w:szCs w:val="24"/>
           <w:lang w:eastAsia="hu-HU"/>
         </w:rPr>
-        <w:t>ügyfélkör bővülése</w:t>
+        <w:t>energiatakarékos eszközök</w:t>
       </w:r>
     </w:p>
     <w:p>
       <w:pPr>
         <w:numPr>
           <w:ilvl w:val="0"/>
-          <w:numId w:val="9"/>
+          <w:numId w:val="10"/>
         </w:numPr>
         <w:spacing w:before="100" w:beforeAutospacing="1" w:after="100" w:afterAutospacing="1" w:line="240" w:lineRule="auto"/>
         <w:rPr>
@@ -1471,14 +1430,14 @@
           <w:szCs w:val="24"/>
           <w:lang w:eastAsia="hu-HU"/>
         </w:rPr>
-        <w:t>gyorsabb kiszolgálás</w:t>
+        <w:t>hibrid jármű használata</w:t>
       </w:r>
     </w:p>
     <w:p>
       <w:pPr>
         <w:numPr>
           <w:ilvl w:val="0"/>
-          <w:numId w:val="9"/>
+          <w:numId w:val="10"/>
         </w:numPr>
         <w:spacing w:before="100" w:beforeAutospacing="1" w:after="100" w:afterAutospacing="1" w:line="240" w:lineRule="auto"/>
         <w:rPr>
@@ -1495,31 +1454,7 @@
           <w:szCs w:val="24"/>
           <w:lang w:eastAsia="hu-HU"/>
         </w:rPr>
-        <w:t>magasabb árbevétel</w:t>
-      </w:r>
-    </w:p>
-    <w:p>
-      <w:pPr>
-        <w:numPr>
-          <w:ilvl w:val="0"/>
-          <w:numId w:val="9"/>
-        </w:numPr>
-        <w:spacing w:before="100" w:beforeAutospacing="1" w:after="100" w:afterAutospacing="1" w:line="240" w:lineRule="auto"/>
-        <w:rPr>
-          <w:rFonts w:ascii="Times New Roman" w:eastAsia="Times New Roman" w:hAnsi="Times New Roman" w:cs="Times New Roman"/>
-          <w:sz w:val="24"/>
-          <w:szCs w:val="24"/>
-          <w:lang w:eastAsia="hu-HU"/>
-        </w:rPr>
-      </w:pPr>
-      <w:r>
-        <w:rPr>
-          <w:rFonts w:ascii="Times New Roman" w:eastAsia="Times New Roman" w:hAnsi="Times New Roman" w:cs="Times New Roman"/>
-          <w:sz w:val="24"/>
-          <w:szCs w:val="24"/>
-          <w:lang w:eastAsia="hu-HU"/>
-        </w:rPr>
-        <w:t>versenyképesség növekedése</w:t>
+        <w:t>digitális működés (papírmentesség)</w:t>
       </w:r>
     </w:p>
     <w:p>
@@ -1555,96 +1490,9 @@
           <w:szCs w:val="36"/>
           <w:lang w:eastAsia="hu-HU"/>
         </w:rPr>
-        <w:t>7. Fenntarthatóság</w:t>
-      </w:r>
-    </w:p>
-    <w:p>
-      <w:pPr>
-        <w:numPr>
-          <w:ilvl w:val="0"/>
-          <w:numId w:val="10"/>
-        </w:numPr>
-        <w:spacing w:before="100" w:beforeAutospacing="1" w:after="100" w:afterAutospacing="1" w:line="240" w:lineRule="auto"/>
-        <w:rPr>
-          <w:rFonts w:ascii="Times New Roman" w:eastAsia="Times New Roman" w:hAnsi="Times New Roman" w:cs="Times New Roman"/>
-          <w:sz w:val="24"/>
-          <w:szCs w:val="24"/>
-          <w:lang w:eastAsia="hu-HU"/>
-        </w:rPr>
-      </w:pPr>
-      <w:r>
-        <w:rPr>
-          <w:rFonts w:ascii="Times New Roman" w:eastAsia="Times New Roman" w:hAnsi="Times New Roman" w:cs="Times New Roman"/>
-          <w:sz w:val="24"/>
-          <w:szCs w:val="24"/>
-          <w:lang w:eastAsia="hu-HU"/>
-        </w:rPr>
-        <w:t>energiatakarékos eszközök</w:t>
-      </w:r>
-    </w:p>
-    <w:p>
-      <w:pPr>
-        <w:numPr>
-          <w:ilvl w:val="0"/>
-          <w:numId w:val="10"/>
-        </w:numPr>
-        <w:spacing w:before="100" w:beforeAutospacing="1" w:after="100" w:afterAutospacing="1" w:line="240" w:lineRule="auto"/>
-        <w:rPr>
-          <w:rFonts w:ascii="Times New Roman" w:eastAsia="Times New Roman" w:hAnsi="Times New Roman" w:cs="Times New Roman"/>
-          <w:sz w:val="24"/>
-          <w:szCs w:val="24"/>
-          <w:lang w:eastAsia="hu-HU"/>
-        </w:rPr>
-      </w:pPr>
-      <w:r>
-        <w:rPr>
-          <w:rFonts w:ascii="Times New Roman" w:eastAsia="Times New Roman" w:hAnsi="Times New Roman" w:cs="Times New Roman"/>
-          <w:sz w:val="24"/>
-          <w:szCs w:val="24"/>
-          <w:lang w:eastAsia="hu-HU"/>
-        </w:rPr>
-        <w:t>hibrid jármű használata</w:t>
-      </w:r>
-    </w:p>
-    <w:p>
-      <w:pPr>
-        <w:numPr>
-          <w:ilvl w:val="0"/>
-          <w:numId w:val="10"/>
-        </w:numPr>
-        <w:spacing w:before="100" w:beforeAutospacing="1" w:after="100" w:afterAutospacing="1" w:line="240" w:lineRule="auto"/>
-        <w:rPr>
-          <w:rFonts w:ascii="Times New Roman" w:eastAsia="Times New Roman" w:hAnsi="Times New Roman" w:cs="Times New Roman"/>
-          <w:sz w:val="24"/>
-          <w:szCs w:val="24"/>
-          <w:lang w:eastAsia="hu-HU"/>
-        </w:rPr>
-      </w:pPr>
-      <w:r>
-        <w:rPr>
-          <w:rFonts w:ascii="Times New Roman" w:eastAsia="Times New Roman" w:hAnsi="Times New Roman" w:cs="Times New Roman"/>
-          <w:sz w:val="24"/>
-          <w:szCs w:val="24"/>
-          <w:lang w:eastAsia="hu-HU"/>
-        </w:rPr>
-        <w:t>digitális működés (papírmentesség)</w:t>
-      </w:r>
-    </w:p>
-    <w:p>
-      <w:pPr>
-        <w:spacing w:after="0" w:line="240" w:lineRule="auto"/>
-        <w:rPr>
-          <w:rFonts w:ascii="Times New Roman" w:eastAsia="Times New Roman" w:hAnsi="Times New Roman" w:cs="Times New Roman"/>
-          <w:sz w:val="24"/>
-          <w:szCs w:val="24"/>
-          <w:lang w:eastAsia="hu-HU"/>
-        </w:rPr>
-      </w:pPr>
-    </w:p>
-    <w:p>
-      <w:pPr>
-        <w:spacing w:before="100" w:beforeAutospacing="1" w:after="100" w:afterAutospacing="1" w:line="240" w:lineRule="auto"/>
-        <w:outlineLvl w:val="1"/>
+        <w:t>7</w:t>
+      </w:r>
+      <w:r>
         <w:rPr>
           <w:rFonts w:ascii="Times New Roman" w:eastAsia="Times New Roman" w:hAnsi="Times New Roman" w:cs="Times New Roman"/>
           <w:b/>
@@ -1653,17 +1501,7 @@
           <w:szCs w:val="36"/>
           <w:lang w:eastAsia="hu-HU"/>
         </w:rPr>
-      </w:pPr>
-      <w:r>
-        <w:rPr>
-          <w:rFonts w:ascii="Times New Roman" w:eastAsia="Times New Roman" w:hAnsi="Times New Roman" w:cs="Times New Roman"/>
-          <w:b/>
-          <w:bCs/>
-          <w:sz w:val="36"/>
-          <w:szCs w:val="36"/>
-          <w:lang w:eastAsia="hu-HU"/>
-        </w:rPr>
-        <w:t>8. Megvalósítás ütemezése</w:t>
+        <w:t>. Megvalósítás ütemezése</w:t>
       </w:r>
     </w:p>
     <w:tbl>
@@ -1942,25 +1780,7 @@
                 <w:szCs w:val="24"/>
                 <w:lang w:eastAsia="hu-HU"/>
               </w:rPr>
-              <w:t>5</w:t>
-            </w:r>
-            <w:r>
-              <w:rPr>
-                <w:rFonts w:ascii="Times New Roman" w:eastAsia="Times New Roman" w:hAnsi="Times New Roman" w:cs="Times New Roman"/>
-                <w:sz w:val="24"/>
-                <w:szCs w:val="24"/>
-                <w:lang w:eastAsia="hu-HU"/>
-              </w:rPr>
-              <w:t>-</w:t>
-            </w:r>
-            <w:r>
-              <w:rPr>
-                <w:rFonts w:ascii="Times New Roman" w:eastAsia="Times New Roman" w:hAnsi="Times New Roman" w:cs="Times New Roman"/>
-                <w:sz w:val="24"/>
-                <w:szCs w:val="24"/>
-                <w:lang w:eastAsia="hu-HU"/>
-              </w:rPr>
-              <w:t>6</w:t>
+              <w:t>5-6</w:t>
             </w:r>
             <w:r>
               <w:rPr>
@@ -2044,7 +1864,18 @@
           <w:szCs w:val="36"/>
           <w:lang w:eastAsia="hu-HU"/>
         </w:rPr>
-        <w:t>9. Közbeszerzés / ajánlatkérés</w:t>
+        <w:t>8</w:t>
+      </w:r>
+      <w:r>
+        <w:rPr>
+          <w:rFonts w:ascii="Times New Roman" w:eastAsia="Times New Roman" w:hAnsi="Times New Roman" w:cs="Times New Roman"/>
+          <w:b/>
+          <w:bCs/>
+          <w:sz w:val="36"/>
+          <w:szCs w:val="36"/>
+          <w:lang w:eastAsia="hu-HU"/>
+        </w:rPr>
+        <w:t>. Közbeszerzés / ajánlatkérés</w:t>
       </w:r>
     </w:p>
     <w:p>
@@ -2312,7 +2143,6 @@
           <w:szCs w:val="27"/>
           <w:lang w:eastAsia="hu-HU"/>
         </w:rPr>
-        <w:lastRenderedPageBreak/>
         <w:t xml:space="preserve"> 2. IT eszközbeszerzés</w:t>
       </w:r>
     </w:p>
